--- a/Project Documents/721814 SOP/721814 SOP/Bios/CS_FM_BS0224 Revision 3.docx
+++ b/Project Documents/721814 SOP/721814 SOP/Bios/CS_FM_BS0224 Revision 3.docx
@@ -3656,41 +3656,6 @@
             <w:rPr>
               <w:noProof/>
             </w:rPr>
-            <w:drawing>
-              <wp:inline distT="0" distB="0" distL="0" distR="0" wp14:anchorId="61FB6B5C" wp14:editId="05528F3A">
-                <wp:extent cx="2314286" cy="666667"/>
-                <wp:effectExtent l="0" t="0" r="0" b="635"/>
-                <wp:docPr id="1" name="Picture 1"/>
-                <wp:cNvGraphicFramePr>
-                  <a:graphicFrameLocks xmlns:a="http://schemas.openxmlformats.org/drawingml/2006/main" noChangeAspect="1"/>
-                </wp:cNvGraphicFramePr>
-                <a:graphic xmlns:a="http://schemas.openxmlformats.org/drawingml/2006/main">
-                  <a:graphicData uri="http://schemas.openxmlformats.org/drawingml/2006/picture">
-                    <pic:pic xmlns:pic="http://schemas.openxmlformats.org/drawingml/2006/picture">
-                      <pic:nvPicPr>
-                        <pic:cNvPr id="1" name=""/>
-                        <pic:cNvPicPr/>
-                      </pic:nvPicPr>
-                      <pic:blipFill>
-                        <a:blip r:embed="rId1"/>
-                        <a:stretch>
-                          <a:fillRect/>
-                        </a:stretch>
-                      </pic:blipFill>
-                      <pic:spPr>
-                        <a:xfrm>
-                          <a:off x="0" y="0"/>
-                          <a:ext cx="2314286" cy="666667"/>
-                        </a:xfrm>
-                        <a:prstGeom prst="rect">
-                          <a:avLst/>
-                        </a:prstGeom>
-                      </pic:spPr>
-                    </pic:pic>
-                  </a:graphicData>
-                </a:graphic>
-              </wp:inline>
-            </w:drawing>
           </w:r>
         </w:p>
       </w:tc>
@@ -3939,56 +3904,6 @@
               <w:sz w:val="20"/>
               <w:szCs w:val="20"/>
             </w:rPr>
-            <w:drawing>
-              <wp:inline distT="0" distB="0" distL="0" distR="0" wp14:anchorId="4B4D5FA3" wp14:editId="725AD990">
-                <wp:extent cx="954410" cy="347731"/>
-                <wp:effectExtent l="0" t="0" r="0" b="0"/>
-                <wp:docPr id="148" name="Picture 148"/>
-                <wp:cNvGraphicFramePr>
-                  <a:graphicFrameLocks xmlns:a="http://schemas.openxmlformats.org/drawingml/2006/main" noChangeAspect="1"/>
-                </wp:cNvGraphicFramePr>
-                <a:graphic xmlns:a="http://schemas.openxmlformats.org/drawingml/2006/main">
-                  <a:graphicData uri="http://schemas.openxmlformats.org/drawingml/2006/picture">
-                    <pic:pic xmlns:pic="http://schemas.openxmlformats.org/drawingml/2006/picture">
-                      <pic:nvPicPr>
-                        <pic:cNvPr id="0" name="Picture 3" descr="C:\Documents and Settings\q741377\Desktop\Q_hor_pos_full_spot_B_small.jpg"/>
-                        <pic:cNvPicPr>
-                          <a:picLocks noChangeAspect="1" noChangeArrowheads="1"/>
-                        </pic:cNvPicPr>
-                      </pic:nvPicPr>
-                      <pic:blipFill>
-                        <a:blip r:embed="rId1" cstate="print">
-                          <a:extLst>
-                            <a:ext uri="{28A0092B-C50C-407E-A947-70E740481C1C}">
-                              <a14:useLocalDpi xmlns:a14="http://schemas.microsoft.com/office/drawing/2010/main" val="0"/>
-                            </a:ext>
-                          </a:extLst>
-                        </a:blip>
-                        <a:stretch>
-                          <a:fillRect/>
-                        </a:stretch>
-                      </pic:blipFill>
-                      <pic:spPr bwMode="auto">
-                        <a:xfrm>
-                          <a:off x="0" y="0"/>
-                          <a:ext cx="954410" cy="347731"/>
-                        </a:xfrm>
-                        <a:prstGeom prst="rect">
-                          <a:avLst/>
-                        </a:prstGeom>
-                        <a:noFill/>
-                        <a:ln w="9525">
-                          <a:noFill/>
-                          <a:miter lim="800000"/>
-                          <a:headEnd/>
-                          <a:tailEnd/>
-                        </a:ln>
-                      </pic:spPr>
-                    </pic:pic>
-                  </a:graphicData>
-                </a:graphic>
-              </wp:inline>
-            </w:drawing>
           </w:r>
         </w:p>
         <w:p>
@@ -4175,56 +4090,6 @@
               <w:sz w:val="20"/>
               <w:szCs w:val="20"/>
             </w:rPr>
-            <w:drawing>
-              <wp:inline distT="0" distB="0" distL="0" distR="0" wp14:anchorId="225951FD" wp14:editId="57AB274F">
-                <wp:extent cx="954410" cy="347731"/>
-                <wp:effectExtent l="0" t="0" r="0" b="0"/>
-                <wp:docPr id="149" name="Picture 3"/>
-                <wp:cNvGraphicFramePr>
-                  <a:graphicFrameLocks xmlns:a="http://schemas.openxmlformats.org/drawingml/2006/main" noChangeAspect="1"/>
-                </wp:cNvGraphicFramePr>
-                <a:graphic xmlns:a="http://schemas.openxmlformats.org/drawingml/2006/main">
-                  <a:graphicData uri="http://schemas.openxmlformats.org/drawingml/2006/picture">
-                    <pic:pic xmlns:pic="http://schemas.openxmlformats.org/drawingml/2006/picture">
-                      <pic:nvPicPr>
-                        <pic:cNvPr id="0" name="Picture 3" descr="C:\Documents and Settings\q741377\Desktop\Q_hor_pos_full_spot_B_small.jpg"/>
-                        <pic:cNvPicPr>
-                          <a:picLocks noChangeAspect="1" noChangeArrowheads="1"/>
-                        </pic:cNvPicPr>
-                      </pic:nvPicPr>
-                      <pic:blipFill>
-                        <a:blip r:embed="rId1" cstate="print">
-                          <a:extLst>
-                            <a:ext uri="{28A0092B-C50C-407E-A947-70E740481C1C}">
-                              <a14:useLocalDpi xmlns:a14="http://schemas.microsoft.com/office/drawing/2010/main" val="0"/>
-                            </a:ext>
-                          </a:extLst>
-                        </a:blip>
-                        <a:stretch>
-                          <a:fillRect/>
-                        </a:stretch>
-                      </pic:blipFill>
-                      <pic:spPr bwMode="auto">
-                        <a:xfrm>
-                          <a:off x="0" y="0"/>
-                          <a:ext cx="954410" cy="347731"/>
-                        </a:xfrm>
-                        <a:prstGeom prst="rect">
-                          <a:avLst/>
-                        </a:prstGeom>
-                        <a:noFill/>
-                        <a:ln w="9525">
-                          <a:noFill/>
-                          <a:miter lim="800000"/>
-                          <a:headEnd/>
-                          <a:tailEnd/>
-                        </a:ln>
-                      </pic:spPr>
-                    </pic:pic>
-                  </a:graphicData>
-                </a:graphic>
-              </wp:inline>
-            </w:drawing>
           </w:r>
         </w:p>
         <w:p>
